--- a/public/templates/en-bank-swift.docx
+++ b/public/templates/en-bank-swift.docx
@@ -1722,9 +1722,78 @@
                 <w:sz w:val="24"/>
                 <w:highlight w:val="yellow"/>
               </w:rPr>
-              <w:t>Account Holder's Registered Address(contains streets, cities, provinces/state):</w:t>
+              <w:t xml:space="preserve">Account Holder's Address:</w:t>
             </w:r>
           </w:p>
+        </w:tc>
+        <w:tc>
+          <w:tcPr>
+            <w:tcW w:w="4260" w:type="dxa"/>
+            <w:tcMar>
+              <w:top w:w="60" w:type="dxa"/>
+              <w:left w:w="120" w:type="dxa"/>
+              <w:bottom w:w="30" w:type="dxa"/>
+              <w:right w:w="120" w:type="dxa"/>
+            </w:tcMar>
+          </w:tcPr>
+          <w:p>
+            <w:pPr>
+              <w:keepNext w:val="0"/>
+              <w:keepLines w:val="0"/>
+              <w:pageBreakBefore w:val="0"/>
+              <w:widowControl w:val="0"/>
+              <w:kinsoku/>
+              <w:wordWrap/>
+              <w:overflowPunct/>
+              <w:topLinePunct w:val="0"/>
+              <w:autoSpaceDE/>
+              <w:autoSpaceDN/>
+              <w:bidi w:val="0"/>
+              <w:adjustRightInd/>
+              <w:snapToGrid/>
+              <w:spacing w:before="120" w:after="120" w:line="240" w:lineRule="auto"/>
+              <w:ind w:left="0"/>
+              <w:jc w:val="left"/>
+              <w:textAlignment w:val="auto"/>
+              <w:rPr>
+                <w:rFonts w:ascii="Times New Roman" w:hAnsi="Times New Roman" w:eastAsia="等线" w:cs="Arial"/>
+                <w:b/>
+                <w:color w:val="auto"/>
+                <w:sz w:val="24"/>
+                <w:highlight w:val="yellow"/>
+              </w:rPr>
+            </w:pPr>
+          </w:p>
+        </w:tc>
+      </w:tr>
+      <w:tr>
+        <w:tblPrEx>
+          <w:tblBorders>
+            <w:top w:val="single" w:color="DEE0E3" w:sz="0" w:space="0"/>
+            <w:left w:val="single" w:color="DEE0E3" w:sz="0" w:space="0"/>
+            <w:bottom w:val="single" w:color="DEE0E3" w:sz="0" w:space="0"/>
+            <w:right w:val="single" w:color="DEE0E3" w:sz="0" w:space="0"/>
+            <w:insideH w:val="single" w:color="DEE0E3" w:sz="0" w:space="0"/>
+            <w:insideV w:val="single" w:color="DEE0E3" w:sz="0" w:space="0"/>
+          </w:tblBorders>
+          <w:tblCellMar>
+            <w:top w:w="0" w:type="dxa"/>
+            <w:left w:w="10" w:type="dxa"/>
+            <w:bottom w:w="0" w:type="dxa"/>
+            <w:right w:w="10" w:type="dxa"/>
+          </w:tblCellMar>
+        </w:tblPrEx>
+        <w:tc>
+          <w:tcPr>
+            <w:tcW w:w="4260" w:type="dxa"/>
+            <w:tcMar>
+              <w:top w:w="60" w:type="dxa"/>
+              <w:left w:w="120" w:type="dxa"/>
+              <w:bottom w:w="30" w:type="dxa"/>
+              <w:right w:w="120" w:type="dxa"/>
+            </w:tcMar>
+            <w:vAlign w:val="top"/>
+          </w:tcPr>
           <w:p>
             <w:pPr>
               <w:keepNext w:val="0"/>
@@ -1745,6 +1814,55 @@
               <w:jc w:val="left"/>
               <w:textAlignment w:val="auto"/>
               <w:rPr>
+                <w:rFonts w:hint="eastAsia" w:ascii="Times New Roman" w:hAnsi="Times New Roman" w:eastAsia="等线" w:cs="Arial"/>
+                <w:b/>
+                <w:color w:val="auto"/>
+                <w:sz w:val="24"/>
+                <w:highlight w:val="yellow"/>
+              </w:rPr>
+            </w:pPr>
+            <w:r>
+              <w:rPr>
+                <w:rFonts w:hint="eastAsia" w:ascii="Times New Roman" w:hAnsi="Times New Roman" w:eastAsia="等线" w:cs="Arial"/>
+                <w:b/>
+                <w:color w:val="auto"/>
+                <w:sz w:val="24"/>
+                <w:highlight w:val="yellow"/>
+              </w:rPr>
+              <w:t xml:space="preserve">City:</w:t>
+            </w:r>
+          </w:p>
+        </w:tc>
+        <w:tc>
+          <w:tcPr>
+            <w:tcW w:w="4260" w:type="dxa"/>
+            <w:tcMar>
+              <w:top w:w="60" w:type="dxa"/>
+              <w:left w:w="120" w:type="dxa"/>
+              <w:bottom w:w="30" w:type="dxa"/>
+              <w:right w:w="120" w:type="dxa"/>
+            </w:tcMar>
+          </w:tcPr>
+          <w:p>
+            <w:pPr>
+              <w:keepNext w:val="0"/>
+              <w:keepLines w:val="0"/>
+              <w:pageBreakBefore w:val="0"/>
+              <w:widowControl w:val="0"/>
+              <w:kinsoku/>
+              <w:wordWrap/>
+              <w:overflowPunct/>
+              <w:topLinePunct w:val="0"/>
+              <w:autoSpaceDE/>
+              <w:autoSpaceDN/>
+              <w:bidi w:val="0"/>
+              <w:adjustRightInd/>
+              <w:snapToGrid/>
+              <w:spacing w:before="120" w:after="120" w:line="240" w:lineRule="auto"/>
+              <w:ind w:left="0"/>
+              <w:jc w:val="left"/>
+              <w:textAlignment w:val="auto"/>
+              <w:rPr>
                 <w:rFonts w:ascii="Times New Roman" w:hAnsi="Times New Roman" w:eastAsia="等线" w:cs="Arial"/>
                 <w:b/>
                 <w:color w:val="auto"/>
@@ -1752,7 +1870,56 @@
                 <w:highlight w:val="yellow"/>
               </w:rPr>
             </w:pPr>
-            <w:r>
+          </w:p>
+        </w:tc>
+      </w:tr>
+      <w:tr>
+        <w:tblPrEx>
+          <w:tblBorders>
+            <w:top w:val="single" w:color="DEE0E3" w:sz="0" w:space="0"/>
+            <w:left w:val="single" w:color="DEE0E3" w:sz="0" w:space="0"/>
+            <w:bottom w:val="single" w:color="DEE0E3" w:sz="0" w:space="0"/>
+            <w:right w:val="single" w:color="DEE0E3" w:sz="0" w:space="0"/>
+            <w:insideH w:val="single" w:color="DEE0E3" w:sz="0" w:space="0"/>
+            <w:insideV w:val="single" w:color="DEE0E3" w:sz="0" w:space="0"/>
+          </w:tblBorders>
+          <w:tblCellMar>
+            <w:top w:w="0" w:type="dxa"/>
+            <w:left w:w="10" w:type="dxa"/>
+            <w:bottom w:w="0" w:type="dxa"/>
+            <w:right w:w="10" w:type="dxa"/>
+          </w:tblCellMar>
+        </w:tblPrEx>
+        <w:tc>
+          <w:tcPr>
+            <w:tcW w:w="4260" w:type="dxa"/>
+            <w:tcMar>
+              <w:top w:w="60" w:type="dxa"/>
+              <w:left w:w="120" w:type="dxa"/>
+              <w:bottom w:w="30" w:type="dxa"/>
+              <w:right w:w="120" w:type="dxa"/>
+            </w:tcMar>
+            <w:vAlign w:val="top"/>
+          </w:tcPr>
+          <w:p>
+            <w:pPr>
+              <w:keepNext w:val="0"/>
+              <w:keepLines w:val="0"/>
+              <w:pageBreakBefore w:val="0"/>
+              <w:widowControl w:val="0"/>
+              <w:kinsoku/>
+              <w:wordWrap/>
+              <w:overflowPunct/>
+              <w:topLinePunct w:val="0"/>
+              <w:autoSpaceDE/>
+              <w:autoSpaceDN/>
+              <w:bidi w:val="0"/>
+              <w:adjustRightInd/>
+              <w:snapToGrid/>
+              <w:spacing w:before="120" w:after="120" w:line="240" w:lineRule="auto"/>
+              <w:ind w:left="0" w:leftChars="0"/>
+              <w:jc w:val="left"/>
+              <w:textAlignment w:val="auto"/>
               <w:rPr>
                 <w:rFonts w:hint="eastAsia" w:ascii="Times New Roman" w:hAnsi="Times New Roman" w:eastAsia="等线" w:cs="Arial"/>
                 <w:b/>
@@ -1760,7 +1927,16 @@
                 <w:sz w:val="24"/>
                 <w:highlight w:val="yellow"/>
               </w:rPr>
-              <w:t>(The official address linked to the bank account)</w:t>
+            </w:pPr>
+            <w:r>
+              <w:rPr>
+                <w:rFonts w:hint="eastAsia" w:ascii="Times New Roman" w:hAnsi="Times New Roman" w:eastAsia="等线" w:cs="Arial"/>
+                <w:b/>
+                <w:color w:val="auto"/>
+                <w:sz w:val="24"/>
+                <w:highlight w:val="yellow"/>
+              </w:rPr>
+              <w:t xml:space="preserve">Province / State:</w:t>
             </w:r>
           </w:p>
         </w:tc>
@@ -2649,9 +2825,21 @@
                 <w:sz w:val="24"/>
                 <w:highlight w:val="yellow"/>
               </w:rPr>
-              <w:t>Account Holder's Registered Address(contains streets, cities, provinces/state):</w:t>
+              <w:t xml:space="preserve">Account Holder's Address:</w:t>
             </w:r>
           </w:p>
+        </w:tc>
+        <w:tc>
+          <w:tcPr>
+            <w:tcW w:w="4260" w:type="dxa"/>
+            <w:tcMar>
+              <w:top w:w="60" w:type="dxa"/>
+              <w:left w:w="120" w:type="dxa"/>
+              <w:bottom w:w="30" w:type="dxa"/>
+              <w:right w:w="120" w:type="dxa"/>
+            </w:tcMar>
+            <w:vAlign w:val="top"/>
+          </w:tcPr>
           <w:p>
             <w:pPr>
               <w:keepNext w:val="0"/>
@@ -2677,7 +2865,56 @@
                 <w:sz w:val="24"/>
               </w:rPr>
             </w:pPr>
-            <w:r>
+          </w:p>
+        </w:tc>
+      </w:tr>
+      <w:tr>
+        <w:tblPrEx>
+          <w:tblBorders>
+            <w:top w:val="single" w:color="DEE0E3" w:sz="0" w:space="0"/>
+            <w:left w:val="single" w:color="DEE0E3" w:sz="0" w:space="0"/>
+            <w:bottom w:val="single" w:color="DEE0E3" w:sz="0" w:space="0"/>
+            <w:right w:val="single" w:color="DEE0E3" w:sz="0" w:space="0"/>
+            <w:insideH w:val="single" w:color="DEE0E3" w:sz="0" w:space="0"/>
+            <w:insideV w:val="single" w:color="DEE0E3" w:sz="0" w:space="0"/>
+          </w:tblBorders>
+          <w:tblCellMar>
+            <w:top w:w="0" w:type="dxa"/>
+            <w:left w:w="10" w:type="dxa"/>
+            <w:bottom w:w="0" w:type="dxa"/>
+            <w:right w:w="10" w:type="dxa"/>
+          </w:tblCellMar>
+        </w:tblPrEx>
+        <w:tc>
+          <w:tcPr>
+            <w:tcW w:w="4260" w:type="dxa"/>
+            <w:tcMar>
+              <w:top w:w="60" w:type="dxa"/>
+              <w:left w:w="120" w:type="dxa"/>
+              <w:bottom w:w="30" w:type="dxa"/>
+              <w:right w:w="120" w:type="dxa"/>
+            </w:tcMar>
+            <w:vAlign w:val="top"/>
+          </w:tcPr>
+          <w:p>
+            <w:pPr>
+              <w:keepNext w:val="0"/>
+              <w:keepLines w:val="0"/>
+              <w:pageBreakBefore w:val="0"/>
+              <w:widowControl w:val="0"/>
+              <w:kinsoku/>
+              <w:wordWrap/>
+              <w:overflowPunct/>
+              <w:topLinePunct w:val="0"/>
+              <w:autoSpaceDE/>
+              <w:autoSpaceDN/>
+              <w:bidi w:val="0"/>
+              <w:adjustRightInd/>
+              <w:snapToGrid/>
+              <w:spacing w:before="120" w:after="120" w:line="240" w:lineRule="auto"/>
+              <w:ind w:left="0" w:leftChars="0"/>
+              <w:jc w:val="left"/>
+              <w:textAlignment w:val="auto"/>
               <w:rPr>
                 <w:rFonts w:hint="eastAsia" w:ascii="Times New Roman" w:hAnsi="Times New Roman" w:eastAsia="等线" w:cs="Arial"/>
                 <w:b/>
@@ -2685,7 +2922,122 @@
                 <w:sz w:val="24"/>
                 <w:highlight w:val="yellow"/>
               </w:rPr>
-              <w:t>(The official address linked to the bank account)</w:t>
+            </w:pPr>
+            <w:r>
+              <w:rPr>
+                <w:rFonts w:hint="eastAsia" w:ascii="Times New Roman" w:hAnsi="Times New Roman" w:eastAsia="等线" w:cs="Arial"/>
+                <w:b/>
+                <w:color w:val="auto"/>
+                <w:sz w:val="24"/>
+                <w:highlight w:val="yellow"/>
+              </w:rPr>
+              <w:t xml:space="preserve">City:</w:t>
+            </w:r>
+          </w:p>
+        </w:tc>
+        <w:tc>
+          <w:tcPr>
+            <w:tcW w:w="4260" w:type="dxa"/>
+            <w:tcMar>
+              <w:top w:w="60" w:type="dxa"/>
+              <w:left w:w="120" w:type="dxa"/>
+              <w:bottom w:w="30" w:type="dxa"/>
+              <w:right w:w="120" w:type="dxa"/>
+            </w:tcMar>
+            <w:vAlign w:val="top"/>
+          </w:tcPr>
+          <w:p>
+            <w:pPr>
+              <w:keepNext w:val="0"/>
+              <w:keepLines w:val="0"/>
+              <w:pageBreakBefore w:val="0"/>
+              <w:widowControl w:val="0"/>
+              <w:kinsoku/>
+              <w:wordWrap/>
+              <w:overflowPunct/>
+              <w:topLinePunct w:val="0"/>
+              <w:autoSpaceDE/>
+              <w:autoSpaceDN/>
+              <w:bidi w:val="0"/>
+              <w:adjustRightInd/>
+              <w:snapToGrid/>
+              <w:spacing w:before="120" w:after="120" w:line="240" w:lineRule="auto"/>
+              <w:ind w:left="0" w:leftChars="0"/>
+              <w:jc w:val="left"/>
+              <w:textAlignment w:val="auto"/>
+              <w:rPr>
+                <w:rFonts w:ascii="Times New Roman" w:hAnsi="Times New Roman"/>
+                <w:color w:val="auto"/>
+                <w:sz w:val="24"/>
+              </w:rPr>
+            </w:pPr>
+          </w:p>
+        </w:tc>
+      </w:tr>
+      <w:tr>
+        <w:tblPrEx>
+          <w:tblBorders>
+            <w:top w:val="single" w:color="DEE0E3" w:sz="0" w:space="0"/>
+            <w:left w:val="single" w:color="DEE0E3" w:sz="0" w:space="0"/>
+            <w:bottom w:val="single" w:color="DEE0E3" w:sz="0" w:space="0"/>
+            <w:right w:val="single" w:color="DEE0E3" w:sz="0" w:space="0"/>
+            <w:insideH w:val="single" w:color="DEE0E3" w:sz="0" w:space="0"/>
+            <w:insideV w:val="single" w:color="DEE0E3" w:sz="0" w:space="0"/>
+          </w:tblBorders>
+          <w:tblCellMar>
+            <w:top w:w="0" w:type="dxa"/>
+            <w:left w:w="10" w:type="dxa"/>
+            <w:bottom w:w="0" w:type="dxa"/>
+            <w:right w:w="10" w:type="dxa"/>
+          </w:tblCellMar>
+        </w:tblPrEx>
+        <w:tc>
+          <w:tcPr>
+            <w:tcW w:w="4260" w:type="dxa"/>
+            <w:tcMar>
+              <w:top w:w="60" w:type="dxa"/>
+              <w:left w:w="120" w:type="dxa"/>
+              <w:bottom w:w="30" w:type="dxa"/>
+              <w:right w:w="120" w:type="dxa"/>
+            </w:tcMar>
+            <w:vAlign w:val="top"/>
+          </w:tcPr>
+          <w:p>
+            <w:pPr>
+              <w:keepNext w:val="0"/>
+              <w:keepLines w:val="0"/>
+              <w:pageBreakBefore w:val="0"/>
+              <w:widowControl w:val="0"/>
+              <w:kinsoku/>
+              <w:wordWrap/>
+              <w:overflowPunct/>
+              <w:topLinePunct w:val="0"/>
+              <w:autoSpaceDE/>
+              <w:autoSpaceDN/>
+              <w:bidi w:val="0"/>
+              <w:adjustRightInd/>
+              <w:snapToGrid/>
+              <w:spacing w:before="120" w:after="120" w:line="240" w:lineRule="auto"/>
+              <w:ind w:left="0" w:leftChars="0"/>
+              <w:jc w:val="left"/>
+              <w:textAlignment w:val="auto"/>
+              <w:rPr>
+                <w:rFonts w:hint="eastAsia" w:ascii="Times New Roman" w:hAnsi="Times New Roman" w:eastAsia="等线" w:cs="Arial"/>
+                <w:b/>
+                <w:color w:val="auto"/>
+                <w:sz w:val="24"/>
+                <w:highlight w:val="yellow"/>
+              </w:rPr>
+            </w:pPr>
+            <w:r>
+              <w:rPr>
+                <w:rFonts w:hint="eastAsia" w:ascii="Times New Roman" w:hAnsi="Times New Roman" w:eastAsia="等线" w:cs="Arial"/>
+                <w:b/>
+                <w:color w:val="auto"/>
+                <w:sz w:val="24"/>
+                <w:highlight w:val="yellow"/>
+              </w:rPr>
+              <w:t xml:space="preserve">Province / State:</w:t>
             </w:r>
           </w:p>
         </w:tc>
